--- a/AI活用講義/講義資料/第01回/第01回_講義資料_最高品質版.docx
+++ b/AI活用講義/講義資料/第01回/第01回_講義資料_最高品質版.docx
@@ -126,7 +126,7 @@
                 <w:color w:val="FFFFFF"/>
                 <w:sz w:val="20"/>
               </w:rPr>
-              <w:t>調査日：2026年3月23日  |  AI活用講義 月額制サブスクリプション</w:t>
+              <w:t>調査日：2026年3月26日（更新版）  |  AI活用講義 月額制サブスクリプション</w:t>
             </w:r>
           </w:p>
         </w:tc>
